--- a/clinica-alma/대본/8부/05화_Javier.docx
+++ b/clinica-alma/대본/8부/05화_Javier.docx
@@ -4701,7 +4701,7 @@
         <w:pStyle w:val="BodyText"/>
       </w:pPr>
       <w:r>
-        <w:t xml:space="preserve">하비에르: ’아니요’라고 하면 이만큼 들어. 첫째, 루멘. 8년 일한 제품이 남의 손에 남아. 둘째, 사람. 제조사를 못 찾으면 일자리 44개. 셋째, 네트워크. 파코, 쇼안, 야이사, 마리사가 4월에 제품을 잃어.</w:t>
+        <w:t xml:space="preserve">하비에르: ’아니요’라고 하면 이만큼 들어. 첫째, 루멘. 8년 일한 제품이 남의 손에 남아. 둘째, 사람. 제조사를 못 찾으면 일자리 44개. 셋째, 네트워크. 파코, 숑, 야이사, 마리사가 4월에 제품을 잃어.</w:t>
       </w:r>
     </w:p>
     <w:p>
